--- a/recursos/comercial/campañas/HOJA_PROFE_GRABACION_2026-10-09.docx
+++ b/recursos/comercial/campañas/HOJA_PROFE_GRABACION_2026-10-09.docx
@@ -191,7 +191,7 @@
           <w:b w:val="0"/>
           <w:sz w:val="20"/>
         </w:rPr>
-        <w:t xml:space="preserve"> cláusulas firmadas de los que salen en cámara, autorización de los 3 para usar su video de entrada, y quién NO firmó (lo ubicas fuera de plano).</w:t>
+        <w:t xml:space="preserve"> que la cláusula de imagen del contrato cubre publicidad (todos la firmaron), que el grupo ya sabe que se graba, y quién pidió no salir (lo ubicas fuera de plano).</w:t>
       </w:r>
     </w:p>
     <w:p>
@@ -210,7 +210,7 @@
           <w:b w:val="0"/>
           <w:sz w:val="20"/>
         </w:rPr>
-        <w:t xml:space="preserve"> (1) No firman: quedan fuera de plano; mínimo 2 firmados para las simulaciones y 1 de los 3 "de cero" para el día 1 vs. hoy; se confirma ANTES de la clase. (2) Firman pero les da pena: cámara en trípode al fondo, no en la cara; los primeros 5 minutos de la simulación no se graban; tú corriges como siempre y lo encuadras como lo que es: la clase de simulación de siempre, que en Heiiu se graba para el portafolio; cada uno recibe su clip editado para él (LinkedIn, familia). (3) Se traban o hablan mal: no importa; la pieza vende el entrenamiento, no la fluidez; el momento "Again. Louder." ES el anuncio; lo que no sirve es gente callada. (4) Nadie coopera: se graba todo lo que no necesita estudiantes (pasos 1 y 2 de esta hoja, la corrección del día tú sola en el tablero, El Pacto, y las piezas de Jacqueline) y las de estudiantes se reprograman la semana siguiente con otro grupo, avisando con dos días para las cláusulas. Nunca se paga a un estudiante por salir ni se presiona al que dijo que no.</w:t>
+        <w:t xml:space="preserve"> (1) Alguien pide no salir: queda fuera de plano, sin discusión; se necesitan mínimo 2 que sí para las simulaciones y 1 de los 3 "de cero" para el día 1 vs. hoy; se confirma ANTES de la clase. (2) Firman pero les da pena: cámara en trípode al fondo, no en la cara; los primeros 5 minutos de la simulación no se graban; tú corriges como siempre y lo encuadras como lo que es: la clase de simulación de siempre, que en Heiiu se graba para el portafolio; cada uno recibe su clip editado para él (LinkedIn, familia). (3) Se traban o hablan mal: no importa; la pieza vende el entrenamiento, no la fluidez; el momento "Again. Louder." ES el anuncio; lo que no sirve es gente callada. (4) Nadie coopera: se graba todo lo que no necesita estudiantes (pasos 1 y 2 de esta hoja, la corrección del día tú sola en el tablero, El Pacto, y las piezas de Jacqueline) y las de estudiantes se reprograman la semana siguiente con otro grupo, avisando con dos días. Nunca se paga a un estudiante por salir ni se presiona al que dijo que no.</w:t>
       </w:r>
     </w:p>
     <w:sectPr>

--- a/recursos/comercial/campañas/HOJA_PROFE_GRABACION_2026-10-09.docx
+++ b/recursos/comercial/campañas/HOJA_PROFE_GRABACION_2026-10-09.docx
@@ -26,7 +26,7 @@
         <w:rPr>
           <w:sz w:val="20"/>
         </w:rPr>
-        <w:t>Hora de la clase: ________   Salón: ________   Quien graba: ________   Coordinación (permisos y datos): Jacqueline</w:t>
+        <w:t>Quien graba: Isaac (llega 45 minutos antes de la clase; lo esperas en el salón).   Coordinación (permisos y datos): Jacqueline.</w:t>
       </w:r>
     </w:p>
     <w:p>

--- a/recursos/comercial/campañas/HOJA_PROFE_GRABACION_2026-10-09.docx
+++ b/recursos/comercial/campañas/HOJA_PROFE_GRABACION_2026-10-09.docx
@@ -146,7 +146,7 @@
           <w:b/>
           <w:sz w:val="20"/>
         </w:rPr>
-        <w:t>Si sobra tiempo al final (opcional, 5 min, a solas):</w:t>
+        <w:t>8. Después de la clase (5 min, a solas, se graba sí o sí):</w:t>
       </w:r>
       <w:r>
         <w:rPr>

--- a/recursos/comercial/campañas/HOJA_PROFE_GRABACION_2026-10-09.docx
+++ b/recursos/comercial/campañas/HOJA_PROFE_GRABACION_2026-10-09.docx
@@ -26,7 +26,7 @@
         <w:rPr>
           <w:sz w:val="20"/>
         </w:rPr>
-        <w:t>Quien graba: Isaac (llega 45 minutos antes de la clase; lo esperas en el salón).   Coordinación (permisos y datos): Jacqueline.</w:t>
+        <w:t>Quien graba: Isaac.   Coordinación (aviso al grupo y datos de los 3): Jacqueline.</w:t>
       </w:r>
     </w:p>
     <w:p>
@@ -38,7 +38,7 @@
           <w:b/>
           <w:sz w:val="20"/>
         </w:rPr>
-        <w:t>20 min ANTES de la clase, salón vacío (10 min):</w:t>
+        <w:t>ANTES de la clase, salón vacío (10 min, cuando Isaac llegue):</w:t>
       </w:r>
     </w:p>
     <w:p>
@@ -50,7 +50,7 @@
           <w:b w:val="0"/>
           <w:sz w:val="20"/>
         </w:rPr>
-        <w:t xml:space="preserve">  1. Escribe en el tablero un "5 AÑOS" grande y táchalo. A CÁMARA: "Llegar a B2 son unas quinientas setenta y cinco horas de clase. En cualquier academia. A dos horas por semana, eso son cinco años. Aquí son cuatro horas al día, de lunes a viernes: siete meses. No es fácil. Es rápido porque es intenso. Lo que firmamos: si cumples y no avanzas, te devolvemos el nivel." Mientras hablas, escribe "575 h" y "7 meses". (2 tomas.)</w:t>
+        <w:t xml:space="preserve">  1. Escribe en el tablero un "5 AÑOS" grande y táchalo. A CÁMARA: "El Marco Común Europeo calcula entre quinientas y seiscientas horas de clase para llegar a B2. En Heiiu son quinientas setenta y cinco. A dos horas por semana, eso son cinco años. Aquí son cuatro horas al día: siete meses. O dos horas cada noche: catorce meses. No es fácil. Es rápido porque es intenso. Lo que firmamos: si cumples y no avanzas, te devolvemos el nivel." Mientras hablas, escribe "575 h", "7 meses" y "14 meses". (2 tomas.)</w:t>
       </w:r>
     </w:p>
     <w:p>
@@ -62,7 +62,7 @@
           <w:b w:val="0"/>
           <w:sz w:val="20"/>
         </w:rPr>
-        <w:t xml:space="preserve">  2. Sentada en el borde del escritorio, A CÁMARA, seria: "Hay vacantes que dicen inglés intermedio. Ese renglón deja a mucha gente por fuera. El inglés no da el puesto. Quita el requisito que lo cierra. En clase ensayamos esa pregunta: Tell me about yourself. Hasta que se contesta sin pensar." (2 tomas.)</w:t>
+        <w:t xml:space="preserve">  2. Sentada en el borde del escritorio, A CÁMARA, seria: "Hay vacantes que dicen inglés intermedio. Ese renglón deja a mucha gente por fuera. El inglés no te da el puesto. Pero sin inglés, ese puesto ni se abre. En clase ensayamos la entrevista completa, pregunta por pregunta, hasta que se contesta sin pensar." (2 tomas.)</w:t>
       </w:r>
     </w:p>
     <w:p>
@@ -74,7 +74,7 @@
           <w:b/>
           <w:sz w:val="20"/>
         </w:rPr>
-        <w:t>EN LA CLASE:</w:t>
+        <w:t>EN LA CLASE (la cámara graba estos 35-40 minutos; después sigue tu clase normal y se acabó la jornada):</w:t>
       </w:r>
     </w:p>
     <w:p>
@@ -86,7 +86,7 @@
           <w:b w:val="0"/>
           <w:sz w:val="20"/>
         </w:rPr>
-        <w:t xml:space="preserve">  3. Minuto 0-7 · Corrección del día: con el grupo de pie, escribe en el tablero el error más repetido del error paper de la semana (real). Dilo, táchalo, escribe la forma correcta y di: "This is the mistake I hear the most. This is how we fix it. Repeat." Todos la repiten dos veces; pide a uno de los 3 que empezó de cero que la use en una frase propia. Al final, A CÁMARA, en español: "Mándanos un audio diciéndola y te la corregimos."</w:t>
+        <w:t xml:space="preserve">  3. Minuto 0-7 · Corrección del día. Si el grupo tiene error paper, usa el error más repetido. Si no, usa UNO de estos tres, típicos de hispanohablantes en B1/B2 (elige el que más oyes en el grupo): (a) "I am agree" → "I agree"; (b) "It depends of the company" → "It depends on the company"; (c) "People is waiting" → "People are waiting". Con el grupo de pie: escribe la frase con el error, táchala, escribe la correcta y di "Repeat". Todos la repiten dos veces; pide a uno de los 3 que empezó de cero que la use en una frase propia. Tu voz en inglés es mínima (el contenido va escrito en el tablero; el acento no importa, lo que se ve es la corrección). Al final, A CÁMARA, en español: "Mándanos un audio diciéndola y te la corregimos."</w:t>
       </w:r>
     </w:p>
     <w:p>
@@ -98,7 +98,7 @@
           <w:b w:val="0"/>
           <w:sz w:val="20"/>
         </w:rPr>
-        <w:t xml:space="preserve">  4. Minuto 7-19 · Simulación 1, entrevista de trabajo: un estudiante es el candidato (uno de los 3 que empezó de cero), otro el entrevistador, los demás observan de pie y anotan. Preguntas: "Tell me about yourself", "Why should we hire you?", "Describe a problem you solved." Corrige en voz alta, en el momento: "Again. Louder. Look at her, not at me." Rota el candidato cada 4 minutos. Al terminar, A CÁMARA: "Aquí nadie copia del tablero. Desde la primera clase hablas, te equivocas, te corregimos y lo vuelves a decir. Así se entrena un idioma."</w:t>
+        <w:t xml:space="preserve">  4. Minuto 7-19 · Simulación 1, entrevista de trabajo. ESCENARIO (lo dices antes de empezar y lo escribes en el tablero): "Una empresa de Bucaramanga busca asistente de servicio al cliente bilingüe. Hoy es la entrevista." Las 3 preguntas van escritas en el tablero: "Tell me about yourself." / "Why should we hire you?" / "Tell me about a problem you solved at work." ROLES: 1 candidato (empieza el más seguro del grupo, no el más tímido), 1 entrevistador (lee las preguntas del tablero), los otros 3 son observadores de pie con su error paper: anotan UNA cosa que el candidato hizo bien y UN error que oyeron. ROTACIÓN: cada 4 minutos cambia candidato y entrevistador; en 12 minutos pasan los 5 (3 candidatos). CORRECCIÓN EN CÁMARA: corrige lo seguro y visible (volumen, mirar al entrevistador, repetir la frase completa, pronunciación de una palabra): "Again. Louder. Look at her, not at me." La gramática la corriges después, fuera de cámara, con lo que anotaron los observadores. PÁNICO: si alguien se bloquea, el entrevistador repite la pregunta más despacio y el candidato contesta con una sola frase; eso también sirve. Al terminar, A CÁMARA: "Aquí nadie copia del tablero. Desde la primera clase hablas, te equivocas, te corregimos y lo vuelves a decir. Así se entrena un idioma."</w:t>
       </w:r>
     </w:p>
     <w:p>
@@ -110,7 +110,7 @@
           <w:b w:val="0"/>
           <w:sz w:val="20"/>
         </w:rPr>
-        <w:t xml:space="preserve">  5. Minuto 19-29 · Simulación 2, entrevista con una familia o un empleador del exterior: "Tell me about yourself. Why do you want to live with a family abroad? What would you do if the child refuses to eat?" Mismo formato. Al terminar, A CÁMARA: "Au Pair, Work and Travel, Europa: ninguno te recibe por querer irte. Te reciben porque pasas la entrevista. Y la entrevista es en inglés. Sin la entrevista en inglés, el proceso se detiene ahí. Aquí la ensayamos hasta que la contestas sin pensar."</w:t>
+        <w:t xml:space="preserve">  5. Minuto 19-29 · Simulación 2, entrevista de Au Pair (solo Au Pair: es el programa donde la familia sí entrevista en inglés antes de elegir). ESCENARIO en el tablero: "Una familia en Estados Unidos entrevista por videollamada a su candidata a Au Pair." ROLES: el hombre del grupo hace de papá de la familia (lee las preguntas del tablero), las mujeres son las candidatas, una a la vez, 3 minutos cada una; las que no están en turno observan y anotan. Preguntas en el tablero: "Tell me about yourself." / "Why do you want to live with a family abroad?" / "What would you do if the child refuses to eat?" Misma corrección que en la simulación 1. Al terminar, A CÁMARA: "En Au Pair, la familia te entrevista en inglés antes de elegirte. Sin esa entrevista, no hay familia. Aquí la ensayamos hasta que la contestas sin pensar."</w:t>
       </w:r>
     </w:p>
     <w:p>
@@ -122,7 +122,7 @@
           <w:b w:val="0"/>
           <w:sz w:val="20"/>
         </w:rPr>
-        <w:t xml:space="preserve">  6. Minuto 29-37 · Los 3 que empezaron de cero, uno por uno, de pie frente a la cámara: (a) 10 segundos hablando en inglés de algo suyo (su trabajo, su plan); (b) luego en español, 3 segundos: "Mi video del día 1 me da vergüenza. Mírenlo." Después tú, A CÁMARA: "Esto no pasa solo por venir a clase. Pasa porque todos los días graba un minuto, me lo manda, y yo le digo exactamente qué corregir. Al día siguiente, otra vez. Un profesor que te acompaña todos los días. Eso es lo que compras aquí." Y la variante de cierre: "Mándanos un audio de 30 segundos y te decimos tu nivel."</w:t>
+        <w:t xml:space="preserve">  6. Minuto 29-37 · Los 3 que empezaron de cero en Heiiu, uno por uno, de pie frente a la cámara: (a) en español, una frase: "Llegué el primer día sin hablar una palabra de inglés. Hace ___ meses." (cada uno dice su dato real); (b) luego 10 segundos hablando en inglés de algo suyo (su trabajo, su plan). Después tú, A CÁMARA: "Esto no pasa por venir a clase a copiar. Pasa porque desde el primer día hablan, se equivocan, los corregimos y lo vuelven a decir. Eso es lo que compras aquí." Y una segunda versión del cierre: "Mándanos un audio de 30 segundos y te decimos tu nivel."</w:t>
       </w:r>
     </w:p>
     <w:p>
@@ -134,7 +134,7 @@
           <w:b w:val="0"/>
           <w:sz w:val="20"/>
         </w:rPr>
-        <w:t xml:space="preserve">  7. El resto de la clase sigue normal (Bloque 4, ticket de salida, tarea). La cámara se apaga.</w:t>
+        <w:t xml:space="preserve">  7. Se apaga la cámara. Sigues tu clase normal (Bloque 4, ticket de salida, tarea). La grabación en clase terminó.</w:t>
       </w:r>
     </w:p>
     <w:p>
@@ -146,14 +146,14 @@
           <w:b/>
           <w:sz w:val="20"/>
         </w:rPr>
-        <w:t>8. Después de la clase (5 min, a solas, se graba sí o sí):</w:t>
+        <w:t>8. Después de la clase (5 min, a solas):</w:t>
       </w:r>
       <w:r>
         <w:rPr>
           <w:b w:val="0"/>
           <w:sz w:val="20"/>
         </w:rPr>
-        <w:t xml:space="preserve"> muy cerca de la cámara, hablando bajo: "Te voy a decir lo que no te prometemos: que sea fácil, ni que te guste todos los días. Vas a tener clases pesadas y días de no querer venir. Lo que sí te prometemos: que hablas desde el primer día, que alguien revisa tu práctica todos los días, y que si cumples y no avanzas, te devolvemos la plata. Por escrito. Si buscas que sea divertido, no somos tu academia. Si buscas hablar inglés, sí."</w:t>
+        <w:t xml:space="preserve"> muy cerca de la cámara, hablando bajo: "Te voy a decir lo que no te prometemos: que sea fácil, ni que te guste todos los días. Vas a tener clases pesadas y días de no querer venir. Lo que sí te prometemos: que hablas desde el primer día, que te corrigen todos los días, y que si cumples y no avanzas, te devolvemos la plata. Te lo entregamos firmado. Si buscas que sea divertido, no somos tu academia. Si buscas hablar inglés, sí."</w:t>
       </w:r>
     </w:p>
     <w:p>
@@ -184,14 +184,14 @@
           <w:b/>
           <w:sz w:val="20"/>
         </w:rPr>
-        <w:t>Antes de empezar, confirma con Jacqueline:</w:t>
+        <w:t>Los estudiantes:</w:t>
       </w:r>
       <w:r>
         <w:rPr>
           <w:b w:val="0"/>
           <w:sz w:val="20"/>
         </w:rPr>
-        <w:t xml:space="preserve"> que la cláusula de imagen del contrato cubre publicidad (todos la firmaron), que el grupo ya sabe que se graba, y quién pidió no salir (lo ubicas fuera de plano).</w:t>
+        <w:t xml:space="preserve"> todos tienen firmada la autorización de imagen en su contrato. Al empezar la clase les dices: "Hoy la clase de simulación se graba; es la misma clase de siempre, con cámara; cada uno recibe su clip." Si alguien dice voluntariamente que no quiere salir, lo ubicas fuera de plano y sigue participando desde ahí como observador. No se discute ni se insiste.</w:t>
       </w:r>
     </w:p>
     <w:p>
@@ -203,14 +203,14 @@
           <w:b/>
           <w:sz w:val="20"/>
         </w:rPr>
-        <w:t>PLAN B SI LOS ESTUDIANTES NO COOPERAN:</w:t>
+        <w:t>Si algo falla:</w:t>
       </w:r>
       <w:r>
         <w:rPr>
           <w:b w:val="0"/>
           <w:sz w:val="20"/>
         </w:rPr>
-        <w:t xml:space="preserve"> (1) Alguien pide no salir: queda fuera de plano, sin discusión; se necesitan mínimo 2 que sí para las simulaciones y 1 de los 3 "de cero" para el día 1 vs. hoy; se confirma ANTES de la clase. (2) Firman pero les da pena: cámara en trípode al fondo, no en la cara; los primeros 5 minutos de la simulación no se graban; tú corriges como siempre y lo encuadras como lo que es: la clase de simulación de siempre, que en Heiiu se graba para el portafolio; cada uno recibe su clip editado para él (LinkedIn, familia). (3) Se traban o hablan mal: no importa; la pieza vende el entrenamiento, no la fluidez; el momento "Again. Louder." ES el anuncio; lo que no sirve es gente callada. (4) Nadie coopera: se graba todo lo que no necesita estudiantes (pasos 1 y 2 de esta hoja, la corrección del día tú sola en el tablero, El Pacto, y las piezas de Jacqueline) y las de estudiantes se reprograman la semana siguiente con otro grupo, avisando con dos días. Nunca se paga a un estudiante por salir ni se presiona al que dijo que no.</w:t>
+        <w:t xml:space="preserve"> si uno de los 3 "de cero" no quiere salir, el paso 6 se hace con los que sí. Si alguien se bloquea, una sola frase basta. Si una toma sale mal, se repite. Todo queda grabado mañana; nada se reprograma.</w:t>
       </w:r>
     </w:p>
     <w:sectPr>
